--- a/courseware/LP-Design Thinking Course for Businesses.docx
+++ b/courseware/LP-Design Thinking Course for Businesses.docx
@@ -322,7 +322,7 @@
               <w:rPr>
                 <w:sz w:val="19"/>
               </w:rPr>
-              <w:t>Previous release under course code TGS-2020503676 — 1-day lesson plan for the Design Thinking Course for Businesses.</w:t>
+              <w:t>Previous release of the 1-day lesson plan for the Design Thinking Course for Businesses, issued under the superseded course reference.</w:t>
             </w:r>
           </w:p>
         </w:tc>

--- a/courseware/LP-Design Thinking Course for Businesses.docx
+++ b/courseware/LP-Design Thinking Course for Businesses.docx
@@ -799,7 +799,7 @@
               <w:rPr>
                 <w:sz w:val="20"/>
               </w:rPr>
-              <w:t>1 day · 8 course hours (375 minutes instruction + 105 minutes assessment; the 1-hour lunch break is excluded)</w:t>
+              <w:t>1 day · 8 course hours (385 minutes instruction + 95 minutes assessment; the 1-hour lunch break is excluded)</w:t>
             </w:r>
           </w:p>
         </w:tc>
@@ -895,7 +895,7 @@
               <w:rPr>
                 <w:sz w:val="20"/>
               </w:rPr>
-              <w:t>Written Assessment (WA — SAQ, 30 minutes) and Practical Performance (PP, 70 minutes), both open book</w:t>
+              <w:t>Practical Performance (PP, 70 minutes) and Oral Questioning (OQ, 20 minutes), both open book</w:t>
             </w:r>
           </w:p>
         </w:tc>
@@ -1200,7 +1200,7 @@
         <w:rPr>
           <w:sz w:val="21"/>
         </w:rPr>
-        <w:t>Written Assessment (WA) — Short-Answer Questions (SAQ), 30 minutes, open book.</w:t>
+        <w:t>Oral Questioning (OQ) — the assessor asks each learner the questions verbally, 20 minutes, open book.</w:t>
       </w:r>
     </w:p>
     <w:p>
@@ -2212,7 +2212,7 @@
                 <w:b w:val="0"/>
                 <w:sz w:val="19"/>
               </w:rPr>
-              <w:t>3:35–4:00</w:t>
+              <w:t>3:35–4:05</w:t>
             </w:r>
           </w:p>
         </w:tc>
@@ -2228,7 +2228,7 @@
                 <w:b w:val="0"/>
                 <w:sz w:val="19"/>
               </w:rPr>
-              <w:t>25 min</w:t>
+              <w:t>30 min</w:t>
             </w:r>
           </w:p>
         </w:tc>
@@ -2262,7 +2262,7 @@
                 <w:b w:val="0"/>
                 <w:sz w:val="19"/>
               </w:rPr>
-              <w:t>4:00–4:35</w:t>
+              <w:t>4:05–4:45</w:t>
             </w:r>
           </w:p>
         </w:tc>
@@ -2278,7 +2278,7 @@
                 <w:b w:val="0"/>
                 <w:sz w:val="19"/>
               </w:rPr>
-              <w:t>35 min</w:t>
+              <w:t>40 min</w:t>
             </w:r>
           </w:p>
         </w:tc>
@@ -2313,7 +2313,7 @@
                 <w:b w:val="0"/>
                 <w:sz w:val="19"/>
               </w:rPr>
-              <w:t>4:35–4:45</w:t>
+              <w:t>4:45–4:55</w:t>
             </w:r>
           </w:p>
         </w:tc>
@@ -2366,7 +2366,7 @@
                 <w:b/>
                 <w:sz w:val="19"/>
               </w:rPr>
-              <w:t>4:45–4:50</w:t>
+              <w:t>4:55–5:00</w:t>
             </w:r>
           </w:p>
         </w:tc>
@@ -2419,60 +2419,7 @@
                 <w:b/>
                 <w:sz w:val="19"/>
               </w:rPr>
-              <w:t>4:50–5:20</w:t>
-            </w:r>
-          </w:p>
-        </w:tc>
-        <w:tc>
-          <w:tcPr>
-            <w:tcW w:type="dxa" w:w="1296"/>
-            <w:shd w:val="clear" w:color="auto" w:fill="E8F7EE"/>
-          </w:tcPr>
-          <w:p>
-            <w:r/>
-            <w:r>
-              <w:rPr>
-                <w:rFonts w:ascii="Arial" w:hAnsi="Arial"/>
-                <w:b w:val="0"/>
-                <w:sz w:val="19"/>
-              </w:rPr>
-              <w:t>30 min</w:t>
-            </w:r>
-          </w:p>
-        </w:tc>
-        <w:tc>
-          <w:tcPr>
-            <w:tcW w:type="dxa" w:w="6840"/>
-            <w:shd w:val="clear" w:color="auto" w:fill="E8F7EE"/>
-          </w:tcPr>
-          <w:p>
-            <w:r/>
-            <w:r>
-              <w:rPr>
-                <w:rFonts w:ascii="Arial" w:hAnsi="Arial"/>
-                <w:b/>
-                <w:sz w:val="19"/>
-              </w:rPr>
-              <w:t>Written Assessment (WA) — Short-Answer Questions (SAQ), 30 minutes, open book</w:t>
-            </w:r>
-          </w:p>
-        </w:tc>
-      </w:tr>
-      <w:tr>
-        <w:tc>
-          <w:tcPr>
-            <w:tcW w:type="dxa" w:w="1656"/>
-            <w:shd w:val="clear" w:color="auto" w:fill="E8F7EE"/>
-          </w:tcPr>
-          <w:p>
-            <w:r/>
-            <w:r>
-              <w:rPr>
-                <w:rFonts w:ascii="Arial" w:hAnsi="Arial"/>
-                <w:b/>
-                <w:sz w:val="19"/>
-              </w:rPr>
-              <w:t>5:20–6:30</w:t>
+              <w:t>5:00–6:10</w:t>
             </w:r>
           </w:p>
         </w:tc>
@@ -2511,6 +2458,59 @@
           </w:p>
         </w:tc>
       </w:tr>
+      <w:tr>
+        <w:tc>
+          <w:tcPr>
+            <w:tcW w:type="dxa" w:w="1656"/>
+            <w:shd w:val="clear" w:color="auto" w:fill="E8F7EE"/>
+          </w:tcPr>
+          <w:p>
+            <w:r/>
+            <w:r>
+              <w:rPr>
+                <w:rFonts w:ascii="Arial" w:hAnsi="Arial"/>
+                <w:b/>
+                <w:sz w:val="19"/>
+              </w:rPr>
+              <w:t>6:10–6:30</w:t>
+            </w:r>
+          </w:p>
+        </w:tc>
+        <w:tc>
+          <w:tcPr>
+            <w:tcW w:type="dxa" w:w="1296"/>
+            <w:shd w:val="clear" w:color="auto" w:fill="E8F7EE"/>
+          </w:tcPr>
+          <w:p>
+            <w:r/>
+            <w:r>
+              <w:rPr>
+                <w:rFonts w:ascii="Arial" w:hAnsi="Arial"/>
+                <w:b w:val="0"/>
+                <w:sz w:val="19"/>
+              </w:rPr>
+              <w:t>20 min</w:t>
+            </w:r>
+          </w:p>
+        </w:tc>
+        <w:tc>
+          <w:tcPr>
+            <w:tcW w:type="dxa" w:w="6840"/>
+            <w:shd w:val="clear" w:color="auto" w:fill="E8F7EE"/>
+          </w:tcPr>
+          <w:p>
+            <w:r/>
+            <w:r>
+              <w:rPr>
+                <w:rFonts w:ascii="Arial" w:hAnsi="Arial"/>
+                <w:b/>
+                <w:sz w:val="19"/>
+              </w:rPr>
+              <w:t>Oral Questioning (OQ) — the assessor questions each learner verbally on the underpinning knowledge, 20 minutes, open book</w:t>
+            </w:r>
+          </w:p>
+        </w:tc>
+      </w:tr>
     </w:tbl>
     <w:p>
       <w:r>
@@ -2519,7 +2519,7 @@
           <w:color w:val="555B66"/>
           <w:sz w:val="19"/>
         </w:rPr>
-        <w:t>Total course hours: 480 minutes (8 hours) — 375 minutes of instruction (including tea breaks taken within training time) plus 105 minutes of assessment. The 1-hour lunch break is excluded.</w:t>
+        <w:t>Total course hours: 480 minutes (8 hours) — 385 minutes of instruction (including tea breaks taken within training time) plus 95 minutes of assessment. The 1-hour lunch break is excluded.</w:t>
       </w:r>
     </w:p>
     <w:p>

--- a/courseware/LP-Design Thinking Course for Businesses.docx
+++ b/courseware/LP-Design Thinking Course for Businesses.docx
@@ -380,7 +380,7 @@
               <w:rPr>
                 <w:sz w:val="19"/>
               </w:rPr>
-              <w:t>Re-issued under WSQ course code TGS-2026064719. Content carried over from the v14 master trainer deck and restructured to the current Tertiary Infotech WSQ house standard. Added seven structured hands-on activities built on the browser-based ed-tools (Design Thinking Toolkit, RACI, Scrum, Digital Transformation and BCM), and aligned the schedule, slide references and assessment instruments (WA SAQ + PP).</w:t>
+              <w:t>Re-issued under WSQ course code TGS-2026064719. Content carried over from the v14 master trainer deck and restructured to the current Tertiary Infotech WSQ house standard. Added seven structured hands-on activities built on the browser-based ed-tools (Design Thinking Toolkit, RACI, Scrum, Digital Transformation and BCM), and aligned the schedule, slide references and assessment instruments (PP 70 minutes + OQ 20 minutes).</w:t>
             </w:r>
           </w:p>
         </w:tc>
